--- a/docs/templates/ga-contracts/stonegate-ga-contract-addendum.docx
+++ b/docs/templates/ga-contracts/stonegate-ga-contract-addendum.docx
@@ -33,18 +33,345 @@
     </w:p>
     <w:p>
       <w:pPr>
-        <w:jc w:val="center"/>
+        <w:spacing w:after="280"/>
       </w:pPr>
       <w:r>
         <w:rPr>
           <w:rFonts w:ascii="Arial" w:hAnsi="Arial" w:cs="Arial"/>
           <w:sz w:val="28"/>
           <w:sz-cs w:val="28"/>
-          <w:b/>
-          <w:spacing w:val="0"/>
-          <w:color w:val="7B1117"/>
-        </w:rPr>
-        <w:t xml:space="preserve">NOT ATTORNEY REVIEWED</w:t>
+          <w:spacing w:val="0"/>
+          <w:color w:val="131B16"/>
+        </w:rPr>
+        <w:t xml:space="preserve">This Amendment and Addendum ("Addendum") modifies the purchase agreement identified below ("Agreement"). Capitalized terms not defined here have the meanings in the Agreement.</w:t>
+      </w:r>
+    </w:p>
+    <w:p>
+      <w:pPr>
+        <w:spacing w:after="140"/>
+      </w:pPr>
+      <w:r>
+        <w:rPr>
+          <w:rFonts w:ascii="Arial" w:hAnsi="Arial" w:cs="Arial"/>
+          <w:sz w:val="30"/>
+          <w:sz-cs w:val="30"/>
+          <w:b/>
+          <w:spacing w:val="0"/>
+          <w:color w:val="131B16"/>
+        </w:rPr>
+        <w:t xml:space="preserve">1. Agreement Information</w:t>
+      </w:r>
+    </w:p>
+    <w:p>
+      <w:pPr/>
+      <w:r>
+        <w:rPr>
+          <w:rFonts w:ascii="Arial" w:hAnsi="Arial" w:cs="Arial"/>
+          <w:sz w:val="21"/>
+          <w:sz-cs w:val="21"/>
+          <w:b/>
+          <w:spacing w:val="0"/>
+          <w:color w:val="131B16"/>
+        </w:rPr>
+        <w:t xml:space="preserve">ADDENDUM EFFECTIVE DATE</w:t>
+      </w:r>
+    </w:p>
+    <w:p>
+      <w:pPr/>
+      <w:r>
+        <w:rPr>
+          <w:rFonts w:ascii="Arial" w:hAnsi="Arial" w:cs="Arial"/>
+          <w:sz w:val="28"/>
+          <w:sz-cs w:val="28"/>
+          <w:spacing w:val="0"/>
+          <w:color w:val="131B16"/>
+        </w:rPr>
+        <w:t xml:space="preserve"> </w:t>
+      </w:r>
+    </w:p>
+    <w:p>
+      <w:pPr/>
+      <w:r>
+        <w:rPr>
+          <w:rFonts w:ascii="Arial" w:hAnsi="Arial" w:cs="Arial"/>
+          <w:sz w:val="21"/>
+          <w:sz-cs w:val="21"/>
+          <w:b/>
+          <w:spacing w:val="0"/>
+          <w:color w:val="131B16"/>
+        </w:rPr>
+        <w:t xml:space="preserve">ORIGINAL AGREEMENT DATE</w:t>
+      </w:r>
+    </w:p>
+    <w:p>
+      <w:pPr/>
+      <w:r>
+        <w:rPr>
+          <w:rFonts w:ascii="Arial" w:hAnsi="Arial" w:cs="Arial"/>
+          <w:sz w:val="28"/>
+          <w:sz-cs w:val="28"/>
+          <w:spacing w:val="0"/>
+          <w:color w:val="131B16"/>
+        </w:rPr>
+        <w:t xml:space="preserve"> </w:t>
+      </w:r>
+    </w:p>
+    <w:p>
+      <w:pPr/>
+      <w:r>
+        <w:rPr>
+          <w:rFonts w:ascii="Arial" w:hAnsi="Arial" w:cs="Arial"/>
+          <w:sz w:val="21"/>
+          <w:sz-cs w:val="21"/>
+          <w:b/>
+          <w:spacing w:val="0"/>
+          <w:color w:val="131B16"/>
+        </w:rPr>
+        <w:t xml:space="preserve">SELLER LEGAL NAME(S) - SELLER_NAME</w:t>
+      </w:r>
+    </w:p>
+    <w:p>
+      <w:pPr/>
+      <w:r>
+        <w:rPr>
+          <w:rFonts w:ascii="Arial" w:hAnsi="Arial" w:cs="Arial"/>
+          <w:sz w:val="28"/>
+          <w:sz-cs w:val="28"/>
+          <w:spacing w:val="0"/>
+          <w:color w:val="131B16"/>
+        </w:rPr>
+        <w:t xml:space="preserve"> </w:t>
+      </w:r>
+    </w:p>
+    <w:p>
+      <w:pPr/>
+      <w:r>
+        <w:rPr>
+          <w:rFonts w:ascii="Arial" w:hAnsi="Arial" w:cs="Arial"/>
+          <w:sz w:val="21"/>
+          <w:sz-cs w:val="21"/>
+          <w:b/>
+          <w:spacing w:val="0"/>
+          <w:color w:val="131B16"/>
+        </w:rPr>
+        <w:t xml:space="preserve">BUYER LEGAL ENTITY - BUYER_ENTITY_NAME</w:t>
+      </w:r>
+    </w:p>
+    <w:p>
+      <w:pPr/>
+      <w:r>
+        <w:rPr>
+          <w:rFonts w:ascii="Arial" w:hAnsi="Arial" w:cs="Arial"/>
+          <w:sz w:val="28"/>
+          <w:sz-cs w:val="28"/>
+          <w:spacing w:val="0"/>
+          <w:color w:val="131B16"/>
+        </w:rPr>
+        <w:t xml:space="preserve"> </w:t>
+      </w:r>
+    </w:p>
+    <w:p>
+      <w:pPr/>
+      <w:r>
+        <w:rPr>
+          <w:rFonts w:ascii="Arial" w:hAnsi="Arial" w:cs="Arial"/>
+          <w:sz w:val="21"/>
+          <w:sz-cs w:val="21"/>
+          <w:b/>
+          <w:spacing w:val="0"/>
+          <w:color w:val="131B16"/>
+        </w:rPr>
+        <w:t xml:space="preserve">PROPERTY ADDRESS - PROPERTY_ADDRESS</w:t>
+      </w:r>
+    </w:p>
+    <w:p>
+      <w:pPr/>
+      <w:r>
+        <w:rPr>
+          <w:rFonts w:ascii="Arial" w:hAnsi="Arial" w:cs="Arial"/>
+          <w:sz w:val="28"/>
+          <w:sz-cs w:val="28"/>
+          <w:spacing w:val="0"/>
+          <w:color w:val="131B16"/>
+        </w:rPr>
+        <w:t xml:space="preserve"> </w:t>
+      </w:r>
+    </w:p>
+    <w:p>
+      <w:pPr>
+        <w:spacing w:after="140"/>
+      </w:pPr>
+      <w:r>
+        <w:rPr>
+          <w:rFonts w:ascii="Arial" w:hAnsi="Arial" w:cs="Arial"/>
+          <w:sz w:val="30"/>
+          <w:sz-cs w:val="30"/>
+          <w:b/>
+          <w:spacing w:val="0"/>
+          <w:color w:val="131B16"/>
+        </w:rPr>
+        <w:t xml:space="preserve">2. Changes</w:t>
+      </w:r>
+    </w:p>
+    <w:p>
+      <w:pPr/>
+      <w:r>
+        <w:rPr>
+          <w:rFonts w:ascii="Arial" w:hAnsi="Arial" w:cs="Arial"/>
+          <w:sz w:val="21"/>
+          <w:sz-cs w:val="21"/>
+          <w:b/>
+          <w:spacing w:val="0"/>
+          <w:color w:val="131B16"/>
+        </w:rPr>
+        <w:t xml:space="preserve">REVISED PURCHASE PRICE, IF APPLICABLE - PURCHASE_PRICE</w:t>
+      </w:r>
+    </w:p>
+    <w:p>
+      <w:pPr/>
+      <w:r>
+        <w:rPr>
+          <w:rFonts w:ascii="Arial" w:hAnsi="Arial" w:cs="Arial"/>
+          <w:sz w:val="28"/>
+          <w:sz-cs w:val="28"/>
+          <w:spacing w:val="0"/>
+          <w:color w:val="131B16"/>
+        </w:rPr>
+        <w:t xml:space="preserve">$</w:t>
+      </w:r>
+    </w:p>
+    <w:p>
+      <w:pPr/>
+      <w:r>
+        <w:rPr>
+          <w:rFonts w:ascii="Arial" w:hAnsi="Arial" w:cs="Arial"/>
+          <w:sz w:val="21"/>
+          <w:sz-cs w:val="21"/>
+          <w:b/>
+          <w:spacing w:val="0"/>
+          <w:color w:val="131B16"/>
+        </w:rPr>
+        <w:t xml:space="preserve">REVISED CLOSING DATE, IF APPLICABLE - CLOSING_DATE</w:t>
+      </w:r>
+    </w:p>
+    <w:p>
+      <w:pPr/>
+      <w:r>
+        <w:rPr>
+          <w:rFonts w:ascii="Arial" w:hAnsi="Arial" w:cs="Arial"/>
+          <w:sz w:val="28"/>
+          <w:sz-cs w:val="28"/>
+          <w:spacing w:val="0"/>
+          <w:color w:val="131B16"/>
+        </w:rPr>
+        <w:t xml:space="preserve"> </w:t>
+      </w:r>
+    </w:p>
+    <w:p>
+      <w:pPr/>
+      <w:r>
+        <w:rPr>
+          <w:rFonts w:ascii="Arial" w:hAnsi="Arial" w:cs="Arial"/>
+          <w:sz w:val="21"/>
+          <w:sz-cs w:val="21"/>
+          <w:b/>
+          <w:spacing w:val="0"/>
+          <w:color w:val="131B16"/>
+        </w:rPr>
+        <w:t xml:space="preserve">REVISED EARNEST MONEY, IF APPLICABLE - EARNEST_MONEY</w:t>
+      </w:r>
+    </w:p>
+    <w:p>
+      <w:pPr/>
+      <w:r>
+        <w:rPr>
+          <w:rFonts w:ascii="Arial" w:hAnsi="Arial" w:cs="Arial"/>
+          <w:sz w:val="28"/>
+          <w:sz-cs w:val="28"/>
+          <w:spacing w:val="0"/>
+          <w:color w:val="131B16"/>
+        </w:rPr>
+        <w:t xml:space="preserve">$</w:t>
+      </w:r>
+    </w:p>
+    <w:p>
+      <w:pPr/>
+      <w:r>
+        <w:rPr>
+          <w:rFonts w:ascii="Arial" w:hAnsi="Arial" w:cs="Arial"/>
+          <w:sz w:val="21"/>
+          <w:sz-cs w:val="21"/>
+          <w:b/>
+          <w:spacing w:val="0"/>
+          <w:color w:val="131B16"/>
+        </w:rPr>
+        <w:t xml:space="preserve">REVISED DUE DILIGENCE DAYS - INSPECTION_PERIOD_DAYS</w:t>
+      </w:r>
+    </w:p>
+    <w:p>
+      <w:pPr/>
+      <w:r>
+        <w:rPr>
+          <w:rFonts w:ascii="Arial" w:hAnsi="Arial" w:cs="Arial"/>
+          <w:sz w:val="28"/>
+          <w:sz-cs w:val="28"/>
+          <w:spacing w:val="0"/>
+          <w:color w:val="131B16"/>
+        </w:rPr>
+        <w:t xml:space="preserve"> </w:t>
+      </w:r>
+    </w:p>
+    <w:p>
+      <w:pPr/>
+      <w:r>
+        <w:rPr>
+          <w:rFonts w:ascii="Arial" w:hAnsi="Arial" w:cs="Arial"/>
+          <w:sz w:val="28"/>
+          <w:sz-cs w:val="28"/>
+          <w:b/>
+          <w:spacing w:val="0"/>
+          <w:color w:val="131B16"/>
+        </w:rPr>
+        <w:t xml:space="preserve">Additional or revised terms - special_terms</w:t>
+      </w:r>
+      <w:r>
+        <w:rPr>
+          <w:rFonts w:ascii="Arial" w:hAnsi="Arial" w:cs="Arial"/>
+          <w:sz w:val="28"/>
+          <w:sz-cs w:val="28"/>
+          <w:spacing w:val="0"/>
+          <w:color w:val="131B16"/>
+        </w:rPr>
+        <w:t xml:space="preserve"/>
+      </w:r>
+    </w:p>
+    <w:p>
+      <w:pPr/>
+      <w:r>
+        <w:rPr>
+          <w:rFonts w:ascii="Arial" w:hAnsi="Arial" w:cs="Arial"/>
+          <w:sz w:val="28"/>
+          <w:sz-cs w:val="28"/>
+          <w:spacing w:val="0"/>
+          <w:color w:val="131B16"/>
+        </w:rPr>
+        <w:t xml:space="preserve"/>
+      </w:r>
+    </w:p>
+    <w:p>
+      <w:pPr>
+        <w:spacing w:after="140"/>
+      </w:pPr>
+      <w:r>
+        <w:rPr>
+          <w:rFonts w:ascii="Arial" w:hAnsi="Arial" w:cs="Arial"/>
+          <w:sz w:val="30"/>
+          <w:sz-cs w:val="30"/>
+          <w:b/>
+          <w:spacing w:val="0"/>
+          <w:color w:val="131B16"/>
+        </w:rPr>
+        <w:t xml:space="preserve">3. Continuing Effect</w:t>
       </w:r>
     </w:p>
     <w:p>
@@ -59,7 +386,7 @@
           <w:spacing w:val="0"/>
           <w:color w:val="131B16"/>
         </w:rPr>
-        <w:t xml:space="preserve">This Amendment and Addendum ("Addendum") modifies the purchase agreement identified below ("Agreement"). Capitalized terms not defined here have the meanings in the Agreement.</w:t>
+        <w:t xml:space="preserve">Except as expressly changed by this Addendum, the Agreement remains unchanged and in full force. If this Addendum conflicts with the Agreement, this Addendum controls only as to the stated change. This Addendum may be signed electronically and in counterparts, each treated as an original. Georgia law governs.</w:t>
       </w:r>
     </w:p>
     <w:p>
@@ -75,349 +402,6 @@
           <w:spacing w:val="0"/>
           <w:color w:val="131B16"/>
         </w:rPr>
-        <w:t xml:space="preserve">1. Agreement Information</w:t>
-      </w:r>
-    </w:p>
-    <w:p>
-      <w:pPr/>
-      <w:r>
-        <w:rPr>
-          <w:rFonts w:ascii="Arial" w:hAnsi="Arial" w:cs="Arial"/>
-          <w:sz w:val="21"/>
-          <w:sz-cs w:val="21"/>
-          <w:b/>
-          <w:spacing w:val="0"/>
-          <w:color w:val="131B16"/>
-        </w:rPr>
-        <w:t xml:space="preserve">ADDENDUM EFFECTIVE DATE</w:t>
-      </w:r>
-    </w:p>
-    <w:p>
-      <w:pPr/>
-      <w:r>
-        <w:rPr>
-          <w:rFonts w:ascii="Arial" w:hAnsi="Arial" w:cs="Arial"/>
-          <w:sz w:val="28"/>
-          <w:sz-cs w:val="28"/>
-          <w:spacing w:val="0"/>
-          <w:color w:val="131B16"/>
-        </w:rPr>
-        <w:t xml:space="preserve"> </w:t>
-      </w:r>
-    </w:p>
-    <w:p>
-      <w:pPr/>
-      <w:r>
-        <w:rPr>
-          <w:rFonts w:ascii="Arial" w:hAnsi="Arial" w:cs="Arial"/>
-          <w:sz w:val="21"/>
-          <w:sz-cs w:val="21"/>
-          <w:b/>
-          <w:spacing w:val="0"/>
-          <w:color w:val="131B16"/>
-        </w:rPr>
-        <w:t xml:space="preserve">ORIGINAL AGREEMENT DATE</w:t>
-      </w:r>
-    </w:p>
-    <w:p>
-      <w:pPr/>
-      <w:r>
-        <w:rPr>
-          <w:rFonts w:ascii="Arial" w:hAnsi="Arial" w:cs="Arial"/>
-          <w:sz w:val="28"/>
-          <w:sz-cs w:val="28"/>
-          <w:spacing w:val="0"/>
-          <w:color w:val="131B16"/>
-        </w:rPr>
-        <w:t xml:space="preserve"> </w:t>
-      </w:r>
-    </w:p>
-    <w:p>
-      <w:pPr/>
-      <w:r>
-        <w:rPr>
-          <w:rFonts w:ascii="Arial" w:hAnsi="Arial" w:cs="Arial"/>
-          <w:sz w:val="21"/>
-          <w:sz-cs w:val="21"/>
-          <w:b/>
-          <w:spacing w:val="0"/>
-          <w:color w:val="131B16"/>
-        </w:rPr>
-        <w:t xml:space="preserve">SELLER LEGAL NAME(S) - SELLER_NAME</w:t>
-      </w:r>
-    </w:p>
-    <w:p>
-      <w:pPr/>
-      <w:r>
-        <w:rPr>
-          <w:rFonts w:ascii="Arial" w:hAnsi="Arial" w:cs="Arial"/>
-          <w:sz w:val="28"/>
-          <w:sz-cs w:val="28"/>
-          <w:spacing w:val="0"/>
-          <w:color w:val="131B16"/>
-        </w:rPr>
-        <w:t xml:space="preserve"> </w:t>
-      </w:r>
-    </w:p>
-    <w:p>
-      <w:pPr/>
-      <w:r>
-        <w:rPr>
-          <w:rFonts w:ascii="Arial" w:hAnsi="Arial" w:cs="Arial"/>
-          <w:sz w:val="21"/>
-          <w:sz-cs w:val="21"/>
-          <w:b/>
-          <w:spacing w:val="0"/>
-          <w:color w:val="131B16"/>
-        </w:rPr>
-        <w:t xml:space="preserve">BUYER LEGAL ENTITY - BUYER_ENTITY_NAME</w:t>
-      </w:r>
-    </w:p>
-    <w:p>
-      <w:pPr/>
-      <w:r>
-        <w:rPr>
-          <w:rFonts w:ascii="Arial" w:hAnsi="Arial" w:cs="Arial"/>
-          <w:sz w:val="28"/>
-          <w:sz-cs w:val="28"/>
-          <w:spacing w:val="0"/>
-          <w:color w:val="131B16"/>
-        </w:rPr>
-        <w:t xml:space="preserve"> </w:t>
-      </w:r>
-    </w:p>
-    <w:p>
-      <w:pPr/>
-      <w:r>
-        <w:rPr>
-          <w:rFonts w:ascii="Arial" w:hAnsi="Arial" w:cs="Arial"/>
-          <w:sz w:val="21"/>
-          <w:sz-cs w:val="21"/>
-          <w:b/>
-          <w:spacing w:val="0"/>
-          <w:color w:val="131B16"/>
-        </w:rPr>
-        <w:t xml:space="preserve">PROPERTY ADDRESS - PROPERTY_ADDRESS</w:t>
-      </w:r>
-    </w:p>
-    <w:p>
-      <w:pPr/>
-      <w:r>
-        <w:rPr>
-          <w:rFonts w:ascii="Arial" w:hAnsi="Arial" w:cs="Arial"/>
-          <w:sz w:val="28"/>
-          <w:sz-cs w:val="28"/>
-          <w:spacing w:val="0"/>
-          <w:color w:val="131B16"/>
-        </w:rPr>
-        <w:t xml:space="preserve"> </w:t>
-      </w:r>
-    </w:p>
-    <w:p>
-      <w:pPr>
-        <w:spacing w:after="140"/>
-      </w:pPr>
-      <w:r>
-        <w:rPr>
-          <w:rFonts w:ascii="Arial" w:hAnsi="Arial" w:cs="Arial"/>
-          <w:sz w:val="30"/>
-          <w:sz-cs w:val="30"/>
-          <w:b/>
-          <w:spacing w:val="0"/>
-          <w:color w:val="131B16"/>
-        </w:rPr>
-        <w:t xml:space="preserve">2. Changes</w:t>
-      </w:r>
-    </w:p>
-    <w:p>
-      <w:pPr/>
-      <w:r>
-        <w:rPr>
-          <w:rFonts w:ascii="Arial" w:hAnsi="Arial" w:cs="Arial"/>
-          <w:sz w:val="21"/>
-          <w:sz-cs w:val="21"/>
-          <w:b/>
-          <w:spacing w:val="0"/>
-          <w:color w:val="131B16"/>
-        </w:rPr>
-        <w:t xml:space="preserve">REVISED PURCHASE PRICE, IF APPLICABLE - PURCHASE_PRICE</w:t>
-      </w:r>
-    </w:p>
-    <w:p>
-      <w:pPr/>
-      <w:r>
-        <w:rPr>
-          <w:rFonts w:ascii="Arial" w:hAnsi="Arial" w:cs="Arial"/>
-          <w:sz w:val="28"/>
-          <w:sz-cs w:val="28"/>
-          <w:spacing w:val="0"/>
-          <w:color w:val="131B16"/>
-        </w:rPr>
-        <w:t xml:space="preserve">$</w:t>
-      </w:r>
-    </w:p>
-    <w:p>
-      <w:pPr/>
-      <w:r>
-        <w:rPr>
-          <w:rFonts w:ascii="Arial" w:hAnsi="Arial" w:cs="Arial"/>
-          <w:sz w:val="21"/>
-          <w:sz-cs w:val="21"/>
-          <w:b/>
-          <w:spacing w:val="0"/>
-          <w:color w:val="131B16"/>
-        </w:rPr>
-        <w:t xml:space="preserve">REVISED CLOSING DATE, IF APPLICABLE - CLOSING_DATE</w:t>
-      </w:r>
-    </w:p>
-    <w:p>
-      <w:pPr/>
-      <w:r>
-        <w:rPr>
-          <w:rFonts w:ascii="Arial" w:hAnsi="Arial" w:cs="Arial"/>
-          <w:sz w:val="28"/>
-          <w:sz-cs w:val="28"/>
-          <w:spacing w:val="0"/>
-          <w:color w:val="131B16"/>
-        </w:rPr>
-        <w:t xml:space="preserve"> </w:t>
-      </w:r>
-    </w:p>
-    <w:p>
-      <w:pPr/>
-      <w:r>
-        <w:rPr>
-          <w:rFonts w:ascii="Arial" w:hAnsi="Arial" w:cs="Arial"/>
-          <w:sz w:val="21"/>
-          <w:sz-cs w:val="21"/>
-          <w:b/>
-          <w:spacing w:val="0"/>
-          <w:color w:val="131B16"/>
-        </w:rPr>
-        <w:t xml:space="preserve">REVISED EARNEST MONEY, IF APPLICABLE - EARNEST_MONEY</w:t>
-      </w:r>
-    </w:p>
-    <w:p>
-      <w:pPr/>
-      <w:r>
-        <w:rPr>
-          <w:rFonts w:ascii="Arial" w:hAnsi="Arial" w:cs="Arial"/>
-          <w:sz w:val="28"/>
-          <w:sz-cs w:val="28"/>
-          <w:spacing w:val="0"/>
-          <w:color w:val="131B16"/>
-        </w:rPr>
-        <w:t xml:space="preserve">$</w:t>
-      </w:r>
-    </w:p>
-    <w:p>
-      <w:pPr/>
-      <w:r>
-        <w:rPr>
-          <w:rFonts w:ascii="Arial" w:hAnsi="Arial" w:cs="Arial"/>
-          <w:sz w:val="21"/>
-          <w:sz-cs w:val="21"/>
-          <w:b/>
-          <w:spacing w:val="0"/>
-          <w:color w:val="131B16"/>
-        </w:rPr>
-        <w:t xml:space="preserve">REVISED DUE DILIGENCE DAYS - INSPECTION_PERIOD_DAYS</w:t>
-      </w:r>
-    </w:p>
-    <w:p>
-      <w:pPr/>
-      <w:r>
-        <w:rPr>
-          <w:rFonts w:ascii="Arial" w:hAnsi="Arial" w:cs="Arial"/>
-          <w:sz w:val="28"/>
-          <w:sz-cs w:val="28"/>
-          <w:spacing w:val="0"/>
-          <w:color w:val="131B16"/>
-        </w:rPr>
-        <w:t xml:space="preserve"> </w:t>
-      </w:r>
-    </w:p>
-    <w:p>
-      <w:pPr/>
-      <w:r>
-        <w:rPr>
-          <w:rFonts w:ascii="Arial" w:hAnsi="Arial" w:cs="Arial"/>
-          <w:sz w:val="28"/>
-          <w:sz-cs w:val="28"/>
-          <w:b/>
-          <w:spacing w:val="0"/>
-          <w:color w:val="131B16"/>
-        </w:rPr>
-        <w:t xml:space="preserve">Additional or revised terms - special_terms</w:t>
-      </w:r>
-      <w:r>
-        <w:rPr>
-          <w:rFonts w:ascii="Arial" w:hAnsi="Arial" w:cs="Arial"/>
-          <w:sz w:val="28"/>
-          <w:sz-cs w:val="28"/>
-          <w:spacing w:val="0"/>
-          <w:color w:val="131B16"/>
-        </w:rPr>
-        <w:t xml:space="preserve"/>
-      </w:r>
-    </w:p>
-    <w:p>
-      <w:pPr/>
-      <w:r>
-        <w:rPr>
-          <w:rFonts w:ascii="Arial" w:hAnsi="Arial" w:cs="Arial"/>
-          <w:sz w:val="28"/>
-          <w:sz-cs w:val="28"/>
-          <w:spacing w:val="0"/>
-          <w:color w:val="131B16"/>
-        </w:rPr>
-        <w:t xml:space="preserve"/>
-      </w:r>
-    </w:p>
-    <w:p>
-      <w:pPr>
-        <w:spacing w:after="140"/>
-      </w:pPr>
-      <w:r>
-        <w:rPr>
-          <w:rFonts w:ascii="Arial" w:hAnsi="Arial" w:cs="Arial"/>
-          <w:sz w:val="30"/>
-          <w:sz-cs w:val="30"/>
-          <w:b/>
-          <w:spacing w:val="0"/>
-          <w:color w:val="131B16"/>
-        </w:rPr>
-        <w:t xml:space="preserve">3. Continuing Effect</w:t>
-      </w:r>
-    </w:p>
-    <w:p>
-      <w:pPr>
-        <w:spacing w:after="280"/>
-      </w:pPr>
-      <w:r>
-        <w:rPr>
-          <w:rFonts w:ascii="Arial" w:hAnsi="Arial" w:cs="Arial"/>
-          <w:sz w:val="28"/>
-          <w:sz-cs w:val="28"/>
-          <w:spacing w:val="0"/>
-          <w:color w:val="131B16"/>
-        </w:rPr>
-        <w:t xml:space="preserve">Except as expressly changed by this Addendum, the Agreement remains unchanged and in full force. If this Addendum conflicts with the Agreement, this Addendum controls only as to the stated change. This Addendum may be signed electronically and in counterparts, each treated as an original. Georgia law governs.</w:t>
-      </w:r>
-    </w:p>
-    <w:p>
-      <w:pPr>
-        <w:spacing w:after="140"/>
-      </w:pPr>
-      <w:r>
-        <w:rPr>
-          <w:rFonts w:ascii="Arial" w:hAnsi="Arial" w:cs="Arial"/>
-          <w:sz w:val="30"/>
-          <w:sz-cs w:val="30"/>
-          <w:b/>
-          <w:spacing w:val="0"/>
-          <w:color w:val="131B16"/>
-        </w:rPr>
         <w:t xml:space="preserve">4. Signatures</w:t>
       </w:r>
     </w:p>
@@ -697,7 +681,7 @@
           <w:spacing w:val="0"/>
           <w:color w:val="49554C"/>
         </w:rPr>
-        <w:t xml:space="preserve">Stonegate Home Buyers | Georgia contract addendum | Version 1 - 2026-07-26 | Not attorney reviewed</w:t>
+        <w:t xml:space="preserve">Stonegate Home Buyers | Georgia contract addendum | Version 1 - 2026-07-26</w:t>
       </w:r>
     </w:p>
     <w:sectPr/>
